--- a/downloads/documents/05 Materials/Unit 04/Slides/Slides 04.16 - Careers in Housing Interior Design and Sustainability.docx
+++ b/downloads/documents/05 Materials/Unit 04/Slides/Slides 04.16 - Careers in Housing Interior Design and Sustainability.docx
@@ -1111,7 +1111,7 @@
     <w:sectPr>
       <w:headerReference w:type="default" r:id="rId9"/>
       <w:pgSz w:w="12240" w:h="15840"/>
-      <w:pgMar w:top="1440" w:bottom="1440" w:left="1440" w:right="1440" w:header="504"/>
+      <w:pgMar w:top="1296" w:bottom="1296" w:left="1296" w:right="1296" w:header="504"/>
     </w:sectPr>
   </w:body>
 </w:document>

--- a/downloads/documents/05 Materials/Unit 04/Slides/Slides 04.16 - Careers in Housing Interior Design and Sustainability.docx
+++ b/downloads/documents/05 Materials/Unit 04/Slides/Slides 04.16 - Careers in Housing Interior Design and Sustainability.docx
@@ -783,7 +783,7 @@
         <w:pStyle w:val="Compact"/>
       </w:pPr>
       <w:r>
-        <w:t xml:space="preserve">Each line points to careers. Total by career.</w:t>
+        <w:t xml:space="preserve">Each line points to careers. Look at your 3s and 4s. Which careers show up most?</w:t>
       </w:r>
       <w:r>
         <w:t xml:space="preserve"> </w:t>
